--- a/430_コアデータモデル/docx/431_コアデータモデル解説書_個人.docx
+++ b/430_コアデータモデル/docx/431_コアデータモデル解説書_個人.docx
@@ -1,6 +1,6 @@
 
 <file path=word/document.xml><?xml version="1.0" encoding="utf-8"?>
-<w:document xmlns:wpc="http://schemas.microsoft.com/office/word/2010/wordprocessingCanvas" xmlns:cx="http://schemas.microsoft.com/office/drawing/2014/chartex" xmlns:cx1="http://schemas.microsoft.com/office/drawing/2015/9/8/chartex" xmlns:cx2="http://schemas.microsoft.com/office/drawing/2015/10/21/chartex" xmlns:cx3="http://schemas.microsoft.com/office/drawing/2016/5/9/chartex" xmlns:cx4="http://schemas.microsoft.com/office/drawing/2016/5/10/chartex" xmlns:cx5="http://schemas.microsoft.com/office/drawing/2016/5/11/chartex" xmlns:cx6="http://schemas.microsoft.com/office/drawing/2016/5/12/chartex" xmlns:cx7="http://schemas.microsoft.com/office/drawing/2016/5/13/chartex" xmlns:cx8="http://schemas.microsoft.com/office/drawing/2016/5/14/chartex" xmlns:mc="http://schemas.openxmlformats.org/markup-compatibility/2006" xmlns:aink="http://schemas.microsoft.com/office/drawing/2016/ink" xmlns:am3d="http://schemas.microsoft.com/office/drawing/2017/model3d" xmlns:o="urn:schemas-microsoft-com:office:office" xmlns:oel="http://schemas.microsoft.com/office/2019/extlst" xmlns:r="http://schemas.openxmlformats.org/officeDocument/2006/relationships" xmlns:m="http://schemas.openxmlformats.org/officeDocument/2006/math" xmlns:v="urn:schemas-microsoft-com:vml" xmlns:wp14="http://schemas.microsoft.com/office/word/2010/wordprocessingDrawing" xmlns:wp="http://schemas.openxmlformats.org/drawingml/2006/wordprocessingDrawing" xmlns:w10="urn:schemas-microsoft-com:office:word" xmlns:w="http://schemas.openxmlformats.org/wordprocessingml/2006/main" xmlns:w14="http://schemas.microsoft.com/office/word/2010/wordml" xmlns:w15="http://schemas.microsoft.com/office/word/2012/wordml" xmlns:w16cex="http://schemas.microsoft.com/office/word/2018/wordml/cex" xmlns:w16cid="http://schemas.microsoft.com/office/word/2016/wordml/cid" xmlns:w16="http://schemas.microsoft.com/office/word/2018/wordml" xmlns:w16sdtdh="http://schemas.microsoft.com/office/word/2020/wordml/sdtdatahash" xmlns:w16se="http://schemas.microsoft.com/office/word/2015/wordml/symex" xmlns:wpg="http://schemas.microsoft.com/office/word/2010/wordprocessingGroup" xmlns:wpi="http://schemas.microsoft.com/office/word/2010/wordprocessingInk" xmlns:wne="http://schemas.microsoft.com/office/word/2006/wordml" xmlns:wps="http://schemas.microsoft.com/office/word/2010/wordprocessingShape" mc:Ignorable="w14 w15 w16se w16cid w16 w16cex w16sdtdh wp14">
+<w:document xmlns:wpc="http://schemas.microsoft.com/office/word/2010/wordprocessingCanvas" xmlns:cx="http://schemas.microsoft.com/office/drawing/2014/chartex" xmlns:cx1="http://schemas.microsoft.com/office/drawing/2015/9/8/chartex" xmlns:cx2="http://schemas.microsoft.com/office/drawing/2015/10/21/chartex" xmlns:cx3="http://schemas.microsoft.com/office/drawing/2016/5/9/chartex" xmlns:cx4="http://schemas.microsoft.com/office/drawing/2016/5/10/chartex" xmlns:cx5="http://schemas.microsoft.com/office/drawing/2016/5/11/chartex" xmlns:cx6="http://schemas.microsoft.com/office/drawing/2016/5/12/chartex" xmlns:cx7="http://schemas.microsoft.com/office/drawing/2016/5/13/chartex" xmlns:cx8="http://schemas.microsoft.com/office/drawing/2016/5/14/chartex" xmlns:mc="http://schemas.openxmlformats.org/markup-compatibility/2006" xmlns:aink="http://schemas.microsoft.com/office/drawing/2016/ink" xmlns:am3d="http://schemas.microsoft.com/office/drawing/2017/model3d" xmlns:o="urn:schemas-microsoft-com:office:office" xmlns:oel="http://schemas.microsoft.com/office/2019/extlst" xmlns:r="http://schemas.openxmlformats.org/officeDocument/2006/relationships" xmlns:m="http://schemas.openxmlformats.org/officeDocument/2006/math" xmlns:v="urn:schemas-microsoft-com:vml" xmlns:wp14="http://schemas.microsoft.com/office/word/2010/wordprocessingDrawing" xmlns:wp="http://schemas.openxmlformats.org/drawingml/2006/wordprocessingDrawing" xmlns:w10="urn:schemas-microsoft-com:office:word" xmlns:w="http://schemas.openxmlformats.org/wordprocessingml/2006/main" xmlns:w14="http://schemas.microsoft.com/office/word/2010/wordml" xmlns:w15="http://schemas.microsoft.com/office/word/2012/wordml" xmlns:w16cex="http://schemas.microsoft.com/office/word/2018/wordml/cex" xmlns:w16cid="http://schemas.microsoft.com/office/word/2016/wordml/cid" xmlns:w16="http://schemas.microsoft.com/office/word/2018/wordml" xmlns:w16du="http://schemas.microsoft.com/office/word/2023/wordml/word16du" xmlns:w16sdtdh="http://schemas.microsoft.com/office/word/2020/wordml/sdtdatahash" xmlns:w16sdtfl="http://schemas.microsoft.com/office/word/2024/wordml/sdtformatlock" xmlns:w16se="http://schemas.microsoft.com/office/word/2015/wordml/symex" xmlns:wpg="http://schemas.microsoft.com/office/word/2010/wordprocessingGroup" xmlns:wpi="http://schemas.microsoft.com/office/word/2010/wordprocessingInk" xmlns:wne="http://schemas.microsoft.com/office/word/2006/wordml" xmlns:wps="http://schemas.microsoft.com/office/word/2010/wordprocessingShape" mc:Ignorable="w14 w15 w16se w16cid w16 w16cex w16sdtdh w16sdtfl w16du wp14">
   <w:body>
     <w:p>
       <w:pPr>
@@ -65,7 +65,7 @@
         <w:rPr>
           <w:rFonts w:hint="eastAsia"/>
         </w:rPr>
-        <w:t>5</w:t>
+        <w:t>6</w:t>
       </w:r>
       <w:r>
         <w:t>年（令和</w:t>
@@ -74,7 +74,7 @@
         <w:rPr>
           <w:rFonts w:hint="eastAsia"/>
         </w:rPr>
-        <w:t>7</w:t>
+        <w:t>8</w:t>
       </w:r>
       <w:r>
         <w:t>年）</w:t>
@@ -92,7 +92,7 @@
         <w:rPr>
           <w:rFonts w:hint="eastAsia"/>
         </w:rPr>
-        <w:t>25</w:t>
+        <w:t>17</w:t>
       </w:r>
       <w:r>
         <w:rPr>
@@ -662,7 +662,6 @@
               <w:bottom w:val="single" w:sz="4" w:space="0" w:color="auto"/>
               <w:right w:val="single" w:sz="4" w:space="0" w:color="auto"/>
             </w:tcBorders>
-            <w:shd w:val="clear" w:color="auto" w:fill="auto"/>
             <w:vAlign w:val="center"/>
             <w:hideMark/>
           </w:tcPr>
@@ -714,7 +713,6 @@
               <w:bottom w:val="single" w:sz="4" w:space="0" w:color="auto"/>
               <w:right w:val="single" w:sz="4" w:space="0" w:color="auto"/>
             </w:tcBorders>
-            <w:shd w:val="clear" w:color="auto" w:fill="auto"/>
             <w:vAlign w:val="center"/>
             <w:hideMark/>
           </w:tcPr>
@@ -766,7 +764,6 @@
               <w:bottom w:val="single" w:sz="4" w:space="0" w:color="auto"/>
               <w:right w:val="single" w:sz="4" w:space="0" w:color="auto"/>
             </w:tcBorders>
-            <w:shd w:val="clear" w:color="auto" w:fill="auto"/>
             <w:vAlign w:val="center"/>
             <w:hideMark/>
           </w:tcPr>
@@ -824,7 +821,6 @@
               <w:bottom w:val="single" w:sz="4" w:space="0" w:color="auto"/>
               <w:right w:val="single" w:sz="4" w:space="0" w:color="auto"/>
             </w:tcBorders>
-            <w:shd w:val="clear" w:color="auto" w:fill="auto"/>
             <w:vAlign w:val="center"/>
             <w:hideMark/>
           </w:tcPr>
@@ -879,7 +875,6 @@
               <w:bottom w:val="single" w:sz="4" w:space="0" w:color="auto"/>
               <w:right w:val="single" w:sz="4" w:space="0" w:color="auto"/>
             </w:tcBorders>
-            <w:shd w:val="clear" w:color="auto" w:fill="auto"/>
             <w:vAlign w:val="center"/>
             <w:hideMark/>
           </w:tcPr>
@@ -934,7 +929,6 @@
               <w:bottom w:val="single" w:sz="4" w:space="0" w:color="auto"/>
               <w:right w:val="single" w:sz="4" w:space="0" w:color="auto"/>
             </w:tcBorders>
-            <w:shd w:val="clear" w:color="auto" w:fill="auto"/>
             <w:vAlign w:val="center"/>
             <w:hideMark/>
           </w:tcPr>
@@ -989,7 +983,6 @@
               <w:bottom w:val="single" w:sz="4" w:space="0" w:color="auto"/>
               <w:right w:val="single" w:sz="4" w:space="0" w:color="auto"/>
             </w:tcBorders>
-            <w:shd w:val="clear" w:color="auto" w:fill="auto"/>
             <w:vAlign w:val="center"/>
             <w:hideMark/>
           </w:tcPr>
@@ -1041,7 +1034,6 @@
               <w:bottom w:val="single" w:sz="4" w:space="0" w:color="auto"/>
               <w:right w:val="single" w:sz="4" w:space="0" w:color="auto"/>
             </w:tcBorders>
-            <w:shd w:val="clear" w:color="auto" w:fill="auto"/>
             <w:vAlign w:val="center"/>
             <w:hideMark/>
           </w:tcPr>
@@ -1099,7 +1091,6 @@
               <w:bottom w:val="single" w:sz="4" w:space="0" w:color="auto"/>
               <w:right w:val="single" w:sz="4" w:space="0" w:color="auto"/>
             </w:tcBorders>
-            <w:shd w:val="clear" w:color="auto" w:fill="auto"/>
             <w:vAlign w:val="center"/>
             <w:hideMark/>
           </w:tcPr>
@@ -1157,7 +1148,6 @@
               <w:bottom w:val="single" w:sz="4" w:space="0" w:color="auto"/>
               <w:right w:val="single" w:sz="4" w:space="0" w:color="auto"/>
             </w:tcBorders>
-            <w:shd w:val="clear" w:color="auto" w:fill="auto"/>
             <w:vAlign w:val="center"/>
             <w:hideMark/>
           </w:tcPr>
@@ -1209,7 +1199,6 @@
               <w:bottom w:val="single" w:sz="4" w:space="0" w:color="auto"/>
               <w:right w:val="single" w:sz="4" w:space="0" w:color="auto"/>
             </w:tcBorders>
-            <w:shd w:val="clear" w:color="auto" w:fill="auto"/>
             <w:vAlign w:val="center"/>
             <w:hideMark/>
           </w:tcPr>
@@ -1261,7 +1250,6 @@
               <w:bottom w:val="single" w:sz="4" w:space="0" w:color="auto"/>
               <w:right w:val="single" w:sz="4" w:space="0" w:color="auto"/>
             </w:tcBorders>
-            <w:shd w:val="clear" w:color="auto" w:fill="auto"/>
             <w:vAlign w:val="center"/>
             <w:hideMark/>
           </w:tcPr>
@@ -1313,7 +1301,6 @@
               <w:bottom w:val="single" w:sz="4" w:space="0" w:color="auto"/>
               <w:right w:val="single" w:sz="4" w:space="0" w:color="auto"/>
             </w:tcBorders>
-            <w:shd w:val="clear" w:color="auto" w:fill="auto"/>
             <w:vAlign w:val="center"/>
             <w:hideMark/>
           </w:tcPr>
@@ -1365,7 +1352,6 @@
               <w:bottom w:val="single" w:sz="4" w:space="0" w:color="auto"/>
               <w:right w:val="single" w:sz="4" w:space="0" w:color="auto"/>
             </w:tcBorders>
-            <w:shd w:val="clear" w:color="auto" w:fill="auto"/>
             <w:vAlign w:val="center"/>
             <w:hideMark/>
           </w:tcPr>
@@ -1417,7 +1403,6 @@
               <w:bottom w:val="single" w:sz="4" w:space="0" w:color="auto"/>
               <w:right w:val="single" w:sz="4" w:space="0" w:color="auto"/>
             </w:tcBorders>
-            <w:shd w:val="clear" w:color="auto" w:fill="auto"/>
             <w:vAlign w:val="center"/>
             <w:hideMark/>
           </w:tcPr>
@@ -1469,7 +1454,6 @@
               <w:bottom w:val="single" w:sz="4" w:space="0" w:color="auto"/>
               <w:right w:val="single" w:sz="4" w:space="0" w:color="auto"/>
             </w:tcBorders>
-            <w:shd w:val="clear" w:color="auto" w:fill="auto"/>
             <w:vAlign w:val="center"/>
             <w:hideMark/>
           </w:tcPr>
@@ -1521,7 +1505,6 @@
               <w:bottom w:val="single" w:sz="4" w:space="0" w:color="auto"/>
               <w:right w:val="single" w:sz="4" w:space="0" w:color="auto"/>
             </w:tcBorders>
-            <w:shd w:val="clear" w:color="auto" w:fill="auto"/>
             <w:vAlign w:val="center"/>
             <w:hideMark/>
           </w:tcPr>
@@ -1648,7 +1631,6 @@
         <w:tc>
           <w:tcPr>
             <w:tcW w:w="7178" w:type="dxa"/>
-            <w:shd w:val="clear" w:color="auto" w:fill="auto"/>
             <w:hideMark/>
           </w:tcPr>
           <w:p>
@@ -1686,7 +1668,6 @@
         <w:tc>
           <w:tcPr>
             <w:tcW w:w="7178" w:type="dxa"/>
-            <w:shd w:val="clear" w:color="auto" w:fill="auto"/>
             <w:hideMark/>
           </w:tcPr>
           <w:p>
@@ -1724,7 +1705,6 @@
         <w:tc>
           <w:tcPr>
             <w:tcW w:w="7178" w:type="dxa"/>
-            <w:shd w:val="clear" w:color="auto" w:fill="auto"/>
             <w:hideMark/>
           </w:tcPr>
           <w:p>
@@ -1759,7 +1739,6 @@
         <w:tc>
           <w:tcPr>
             <w:tcW w:w="7178" w:type="dxa"/>
-            <w:shd w:val="clear" w:color="auto" w:fill="auto"/>
             <w:hideMark/>
           </w:tcPr>
           <w:p>
@@ -1797,7 +1776,6 @@
         <w:tc>
           <w:tcPr>
             <w:tcW w:w="7178" w:type="dxa"/>
-            <w:shd w:val="clear" w:color="auto" w:fill="auto"/>
             <w:hideMark/>
           </w:tcPr>
           <w:p>
@@ -1835,7 +1813,6 @@
         <w:tc>
           <w:tcPr>
             <w:tcW w:w="7178" w:type="dxa"/>
-            <w:shd w:val="clear" w:color="auto" w:fill="auto"/>
             <w:hideMark/>
           </w:tcPr>
           <w:p>
@@ -1870,7 +1847,6 @@
         <w:tc>
           <w:tcPr>
             <w:tcW w:w="7178" w:type="dxa"/>
-            <w:shd w:val="clear" w:color="auto" w:fill="auto"/>
             <w:hideMark/>
           </w:tcPr>
           <w:p>
@@ -1908,7 +1884,6 @@
         <w:tc>
           <w:tcPr>
             <w:tcW w:w="7178" w:type="dxa"/>
-            <w:shd w:val="clear" w:color="auto" w:fill="auto"/>
             <w:hideMark/>
           </w:tcPr>
           <w:p>
@@ -1946,7 +1921,6 @@
         <w:tc>
           <w:tcPr>
             <w:tcW w:w="7178" w:type="dxa"/>
-            <w:shd w:val="clear" w:color="auto" w:fill="auto"/>
             <w:hideMark/>
           </w:tcPr>
           <w:p>
@@ -1981,7 +1955,6 @@
         <w:tc>
           <w:tcPr>
             <w:tcW w:w="7178" w:type="dxa"/>
-            <w:shd w:val="clear" w:color="auto" w:fill="auto"/>
             <w:hideMark/>
           </w:tcPr>
           <w:p>
@@ -2016,7 +1989,6 @@
         <w:tc>
           <w:tcPr>
             <w:tcW w:w="7178" w:type="dxa"/>
-            <w:shd w:val="clear" w:color="auto" w:fill="auto"/>
             <w:hideMark/>
           </w:tcPr>
           <w:p>
@@ -2051,7 +2023,6 @@
         <w:tc>
           <w:tcPr>
             <w:tcW w:w="7178" w:type="dxa"/>
-            <w:shd w:val="clear" w:color="auto" w:fill="auto"/>
             <w:hideMark/>
           </w:tcPr>
           <w:p>
@@ -2086,7 +2057,6 @@
         <w:tc>
           <w:tcPr>
             <w:tcW w:w="7178" w:type="dxa"/>
-            <w:shd w:val="clear" w:color="auto" w:fill="auto"/>
             <w:hideMark/>
           </w:tcPr>
           <w:p>
@@ -2121,7 +2091,6 @@
         <w:tc>
           <w:tcPr>
             <w:tcW w:w="7178" w:type="dxa"/>
-            <w:shd w:val="clear" w:color="auto" w:fill="auto"/>
             <w:hideMark/>
           </w:tcPr>
           <w:p>
@@ -2159,7 +2128,6 @@
         <w:tc>
           <w:tcPr>
             <w:tcW w:w="7178" w:type="dxa"/>
-            <w:shd w:val="clear" w:color="auto" w:fill="auto"/>
             <w:hideMark/>
           </w:tcPr>
           <w:p>
@@ -2194,7 +2162,6 @@
         <w:tc>
           <w:tcPr>
             <w:tcW w:w="7178" w:type="dxa"/>
-            <w:shd w:val="clear" w:color="auto" w:fill="auto"/>
             <w:hideMark/>
           </w:tcPr>
           <w:p>
@@ -2229,7 +2196,6 @@
         <w:tc>
           <w:tcPr>
             <w:tcW w:w="7178" w:type="dxa"/>
-            <w:shd w:val="clear" w:color="auto" w:fill="auto"/>
             <w:hideMark/>
           </w:tcPr>
           <w:p>
@@ -2266,7 +2232,6 @@
         <w:tc>
           <w:tcPr>
             <w:tcW w:w="7178" w:type="dxa"/>
-            <w:shd w:val="clear" w:color="auto" w:fill="auto"/>
           </w:tcPr>
           <w:p>
             <w:pPr>
@@ -2302,7 +2267,6 @@
         <w:tc>
           <w:tcPr>
             <w:tcW w:w="7178" w:type="dxa"/>
-            <w:shd w:val="clear" w:color="auto" w:fill="auto"/>
           </w:tcPr>
           <w:p>
             <w:pPr>
@@ -2335,7 +2299,6 @@
         <w:tc>
           <w:tcPr>
             <w:tcW w:w="7178" w:type="dxa"/>
-            <w:shd w:val="clear" w:color="auto" w:fill="auto"/>
           </w:tcPr>
           <w:p>
             <w:pPr>
@@ -2368,7 +2331,6 @@
         <w:tc>
           <w:tcPr>
             <w:tcW w:w="7178" w:type="dxa"/>
-            <w:shd w:val="clear" w:color="auto" w:fill="auto"/>
           </w:tcPr>
           <w:p>
             <w:pPr>
@@ -2401,7 +2363,6 @@
         <w:tc>
           <w:tcPr>
             <w:tcW w:w="7178" w:type="dxa"/>
-            <w:shd w:val="clear" w:color="auto" w:fill="auto"/>
           </w:tcPr>
           <w:p>
             <w:pPr>
@@ -2434,7 +2395,6 @@
         <w:tc>
           <w:tcPr>
             <w:tcW w:w="7178" w:type="dxa"/>
-            <w:shd w:val="clear" w:color="auto" w:fill="auto"/>
           </w:tcPr>
           <w:p>
             <w:pPr>
@@ -2467,7 +2427,6 @@
         <w:tc>
           <w:tcPr>
             <w:tcW w:w="7178" w:type="dxa"/>
-            <w:shd w:val="clear" w:color="auto" w:fill="auto"/>
           </w:tcPr>
           <w:p>
             <w:pPr>
@@ -2500,7 +2459,6 @@
         <w:tc>
           <w:tcPr>
             <w:tcW w:w="7178" w:type="dxa"/>
-            <w:shd w:val="clear" w:color="auto" w:fill="auto"/>
           </w:tcPr>
           <w:p>
             <w:pPr>
@@ -2533,7 +2491,6 @@
         <w:tc>
           <w:tcPr>
             <w:tcW w:w="7178" w:type="dxa"/>
-            <w:shd w:val="clear" w:color="auto" w:fill="auto"/>
           </w:tcPr>
           <w:p>
             <w:pPr>
@@ -2566,7 +2523,6 @@
         <w:tc>
           <w:tcPr>
             <w:tcW w:w="7178" w:type="dxa"/>
-            <w:shd w:val="clear" w:color="auto" w:fill="auto"/>
           </w:tcPr>
           <w:p>
             <w:pPr>
@@ -2813,7 +2769,19 @@
         <w:rPr>
           <w:rFonts w:hint="eastAsia"/>
         </w:rPr>
-        <w:t>）を差し、文化的社会的性差（g</w:t>
+        <w:t>）を</w:t>
+      </w:r>
+      <w:r>
+        <w:rPr>
+          <w:rFonts w:hint="eastAsia"/>
+        </w:rPr>
+        <w:t>指</w:t>
+      </w:r>
+      <w:r>
+        <w:rPr>
+          <w:rFonts w:hint="eastAsia"/>
+        </w:rPr>
+        <w:t>し、文化的社会的性差（g</w:t>
       </w:r>
       <w:r>
         <w:t>ender</w:t>
@@ -3080,7 +3048,6 @@
               <w:bottom w:val="single" w:sz="4" w:space="0" w:color="auto"/>
               <w:right w:val="single" w:sz="4" w:space="0" w:color="auto"/>
             </w:tcBorders>
-            <w:shd w:val="clear" w:color="auto" w:fill="auto"/>
             <w:vAlign w:val="center"/>
             <w:hideMark/>
           </w:tcPr>
@@ -3106,7 +3073,6 @@
               <w:bottom w:val="single" w:sz="4" w:space="0" w:color="auto"/>
               <w:right w:val="single" w:sz="4" w:space="0" w:color="auto"/>
             </w:tcBorders>
-            <w:shd w:val="clear" w:color="auto" w:fill="auto"/>
             <w:vAlign w:val="center"/>
             <w:hideMark/>
           </w:tcPr>
@@ -3132,7 +3098,6 @@
               <w:bottom w:val="single" w:sz="4" w:space="0" w:color="auto"/>
               <w:right w:val="single" w:sz="4" w:space="0" w:color="auto"/>
             </w:tcBorders>
-            <w:shd w:val="clear" w:color="auto" w:fill="auto"/>
             <w:vAlign w:val="center"/>
             <w:hideMark/>
           </w:tcPr>
@@ -3182,7 +3147,6 @@
               <w:bottom w:val="single" w:sz="4" w:space="0" w:color="auto"/>
               <w:right w:val="single" w:sz="4" w:space="0" w:color="auto"/>
             </w:tcBorders>
-            <w:shd w:val="clear" w:color="auto" w:fill="auto"/>
             <w:vAlign w:val="center"/>
             <w:hideMark/>
           </w:tcPr>
@@ -3208,7 +3172,6 @@
               <w:bottom w:val="single" w:sz="4" w:space="0" w:color="auto"/>
               <w:right w:val="single" w:sz="4" w:space="0" w:color="auto"/>
             </w:tcBorders>
-            <w:shd w:val="clear" w:color="auto" w:fill="auto"/>
             <w:vAlign w:val="center"/>
             <w:hideMark/>
           </w:tcPr>
@@ -3234,7 +3197,6 @@
               <w:bottom w:val="single" w:sz="4" w:space="0" w:color="auto"/>
               <w:right w:val="single" w:sz="4" w:space="0" w:color="auto"/>
             </w:tcBorders>
-            <w:shd w:val="clear" w:color="auto" w:fill="auto"/>
             <w:vAlign w:val="center"/>
             <w:hideMark/>
           </w:tcPr>
@@ -3290,7 +3252,6 @@
               <w:bottom w:val="single" w:sz="4" w:space="0" w:color="auto"/>
               <w:right w:val="single" w:sz="4" w:space="0" w:color="auto"/>
             </w:tcBorders>
-            <w:shd w:val="clear" w:color="auto" w:fill="auto"/>
             <w:vAlign w:val="center"/>
             <w:hideMark/>
           </w:tcPr>
@@ -3316,7 +3277,6 @@
               <w:bottom w:val="single" w:sz="4" w:space="0" w:color="auto"/>
               <w:right w:val="single" w:sz="4" w:space="0" w:color="auto"/>
             </w:tcBorders>
-            <w:shd w:val="clear" w:color="auto" w:fill="auto"/>
             <w:vAlign w:val="center"/>
             <w:hideMark/>
           </w:tcPr>
@@ -3342,7 +3302,6 @@
               <w:bottom w:val="single" w:sz="4" w:space="0" w:color="auto"/>
               <w:right w:val="single" w:sz="4" w:space="0" w:color="auto"/>
             </w:tcBorders>
-            <w:shd w:val="clear" w:color="auto" w:fill="auto"/>
             <w:vAlign w:val="center"/>
             <w:hideMark/>
           </w:tcPr>
@@ -3398,7 +3357,6 @@
               <w:bottom w:val="single" w:sz="4" w:space="0" w:color="auto"/>
               <w:right w:val="single" w:sz="4" w:space="0" w:color="auto"/>
             </w:tcBorders>
-            <w:shd w:val="clear" w:color="auto" w:fill="auto"/>
             <w:vAlign w:val="center"/>
             <w:hideMark/>
           </w:tcPr>
@@ -3424,7 +3382,6 @@
               <w:bottom w:val="single" w:sz="4" w:space="0" w:color="auto"/>
               <w:right w:val="single" w:sz="4" w:space="0" w:color="auto"/>
             </w:tcBorders>
-            <w:shd w:val="clear" w:color="auto" w:fill="auto"/>
             <w:vAlign w:val="center"/>
             <w:hideMark/>
           </w:tcPr>
@@ -3450,7 +3407,6 @@
               <w:bottom w:val="single" w:sz="4" w:space="0" w:color="auto"/>
               <w:right w:val="single" w:sz="4" w:space="0" w:color="auto"/>
             </w:tcBorders>
-            <w:shd w:val="clear" w:color="auto" w:fill="auto"/>
             <w:vAlign w:val="center"/>
             <w:hideMark/>
           </w:tcPr>
@@ -3506,7 +3462,6 @@
               <w:bottom w:val="single" w:sz="4" w:space="0" w:color="auto"/>
               <w:right w:val="single" w:sz="4" w:space="0" w:color="auto"/>
             </w:tcBorders>
-            <w:shd w:val="clear" w:color="auto" w:fill="auto"/>
             <w:vAlign w:val="center"/>
             <w:hideMark/>
           </w:tcPr>
@@ -3532,7 +3487,6 @@
               <w:bottom w:val="single" w:sz="4" w:space="0" w:color="auto"/>
               <w:right w:val="single" w:sz="4" w:space="0" w:color="auto"/>
             </w:tcBorders>
-            <w:shd w:val="clear" w:color="auto" w:fill="auto"/>
             <w:vAlign w:val="center"/>
             <w:hideMark/>
           </w:tcPr>
@@ -3558,7 +3512,6 @@
               <w:bottom w:val="single" w:sz="4" w:space="0" w:color="auto"/>
               <w:right w:val="single" w:sz="4" w:space="0" w:color="auto"/>
             </w:tcBorders>
-            <w:shd w:val="clear" w:color="auto" w:fill="auto"/>
             <w:vAlign w:val="center"/>
             <w:hideMark/>
           </w:tcPr>
@@ -3614,7 +3567,6 @@
               <w:bottom w:val="single" w:sz="4" w:space="0" w:color="auto"/>
               <w:right w:val="single" w:sz="4" w:space="0" w:color="auto"/>
             </w:tcBorders>
-            <w:shd w:val="clear" w:color="auto" w:fill="auto"/>
             <w:vAlign w:val="center"/>
             <w:hideMark/>
           </w:tcPr>
@@ -3640,7 +3592,6 @@
               <w:bottom w:val="single" w:sz="4" w:space="0" w:color="auto"/>
               <w:right w:val="single" w:sz="4" w:space="0" w:color="auto"/>
             </w:tcBorders>
-            <w:shd w:val="clear" w:color="auto" w:fill="auto"/>
             <w:vAlign w:val="center"/>
             <w:hideMark/>
           </w:tcPr>
@@ -3660,7 +3611,6 @@
               <w:bottom w:val="single" w:sz="4" w:space="0" w:color="auto"/>
               <w:right w:val="single" w:sz="4" w:space="0" w:color="auto"/>
             </w:tcBorders>
-            <w:shd w:val="clear" w:color="auto" w:fill="auto"/>
             <w:vAlign w:val="center"/>
             <w:hideMark/>
           </w:tcPr>
@@ -3710,7 +3660,6 @@
               <w:bottom w:val="single" w:sz="4" w:space="0" w:color="auto"/>
               <w:right w:val="single" w:sz="4" w:space="0" w:color="auto"/>
             </w:tcBorders>
-            <w:shd w:val="clear" w:color="auto" w:fill="auto"/>
             <w:vAlign w:val="center"/>
             <w:hideMark/>
           </w:tcPr>
@@ -3736,7 +3685,6 @@
               <w:bottom w:val="single" w:sz="4" w:space="0" w:color="auto"/>
               <w:right w:val="single" w:sz="4" w:space="0" w:color="auto"/>
             </w:tcBorders>
-            <w:shd w:val="clear" w:color="auto" w:fill="auto"/>
             <w:vAlign w:val="center"/>
             <w:hideMark/>
           </w:tcPr>
@@ -3756,7 +3704,6 @@
               <w:bottom w:val="single" w:sz="4" w:space="0" w:color="auto"/>
               <w:right w:val="single" w:sz="4" w:space="0" w:color="auto"/>
             </w:tcBorders>
-            <w:shd w:val="clear" w:color="auto" w:fill="auto"/>
             <w:vAlign w:val="center"/>
             <w:hideMark/>
           </w:tcPr>
@@ -3806,7 +3753,6 @@
               <w:bottom w:val="single" w:sz="4" w:space="0" w:color="auto"/>
               <w:right w:val="single" w:sz="4" w:space="0" w:color="auto"/>
             </w:tcBorders>
-            <w:shd w:val="clear" w:color="auto" w:fill="auto"/>
             <w:vAlign w:val="center"/>
             <w:hideMark/>
           </w:tcPr>
@@ -3826,7 +3772,6 @@
               <w:bottom w:val="single" w:sz="4" w:space="0" w:color="auto"/>
               <w:right w:val="single" w:sz="4" w:space="0" w:color="auto"/>
             </w:tcBorders>
-            <w:shd w:val="clear" w:color="auto" w:fill="auto"/>
             <w:vAlign w:val="center"/>
             <w:hideMark/>
           </w:tcPr>
@@ -3846,7 +3791,6 @@
               <w:bottom w:val="single" w:sz="4" w:space="0" w:color="auto"/>
               <w:right w:val="single" w:sz="4" w:space="0" w:color="auto"/>
             </w:tcBorders>
-            <w:shd w:val="clear" w:color="auto" w:fill="auto"/>
             <w:vAlign w:val="center"/>
             <w:hideMark/>
           </w:tcPr>
@@ -3896,7 +3840,6 @@
               <w:bottom w:val="single" w:sz="4" w:space="0" w:color="auto"/>
               <w:right w:val="single" w:sz="4" w:space="0" w:color="auto"/>
             </w:tcBorders>
-            <w:shd w:val="clear" w:color="auto" w:fill="auto"/>
             <w:vAlign w:val="center"/>
             <w:hideMark/>
           </w:tcPr>
@@ -3916,7 +3859,6 @@
               <w:bottom w:val="single" w:sz="4" w:space="0" w:color="auto"/>
               <w:right w:val="single" w:sz="4" w:space="0" w:color="auto"/>
             </w:tcBorders>
-            <w:shd w:val="clear" w:color="auto" w:fill="auto"/>
             <w:vAlign w:val="center"/>
             <w:hideMark/>
           </w:tcPr>
@@ -3936,7 +3878,6 @@
               <w:bottom w:val="single" w:sz="4" w:space="0" w:color="auto"/>
               <w:right w:val="single" w:sz="4" w:space="0" w:color="auto"/>
             </w:tcBorders>
-            <w:shd w:val="clear" w:color="auto" w:fill="auto"/>
             <w:vAlign w:val="center"/>
             <w:hideMark/>
           </w:tcPr>
@@ -3986,7 +3927,6 @@
               <w:bottom w:val="single" w:sz="4" w:space="0" w:color="auto"/>
               <w:right w:val="single" w:sz="4" w:space="0" w:color="auto"/>
             </w:tcBorders>
-            <w:shd w:val="clear" w:color="auto" w:fill="auto"/>
             <w:vAlign w:val="center"/>
             <w:hideMark/>
           </w:tcPr>
@@ -4006,7 +3946,6 @@
               <w:bottom w:val="single" w:sz="4" w:space="0" w:color="auto"/>
               <w:right w:val="single" w:sz="4" w:space="0" w:color="auto"/>
             </w:tcBorders>
-            <w:shd w:val="clear" w:color="auto" w:fill="auto"/>
             <w:vAlign w:val="center"/>
             <w:hideMark/>
           </w:tcPr>
@@ -4026,7 +3965,6 @@
               <w:bottom w:val="single" w:sz="4" w:space="0" w:color="auto"/>
               <w:right w:val="single" w:sz="4" w:space="0" w:color="auto"/>
             </w:tcBorders>
-            <w:shd w:val="clear" w:color="auto" w:fill="auto"/>
             <w:vAlign w:val="center"/>
             <w:hideMark/>
           </w:tcPr>
@@ -4076,7 +4014,6 @@
               <w:bottom w:val="single" w:sz="4" w:space="0" w:color="auto"/>
               <w:right w:val="single" w:sz="4" w:space="0" w:color="auto"/>
             </w:tcBorders>
-            <w:shd w:val="clear" w:color="auto" w:fill="auto"/>
             <w:vAlign w:val="center"/>
             <w:hideMark/>
           </w:tcPr>
@@ -4096,7 +4033,6 @@
               <w:bottom w:val="single" w:sz="4" w:space="0" w:color="auto"/>
               <w:right w:val="single" w:sz="4" w:space="0" w:color="auto"/>
             </w:tcBorders>
-            <w:shd w:val="clear" w:color="auto" w:fill="auto"/>
             <w:vAlign w:val="center"/>
             <w:hideMark/>
           </w:tcPr>
@@ -4116,7 +4052,6 @@
               <w:bottom w:val="single" w:sz="4" w:space="0" w:color="auto"/>
               <w:right w:val="single" w:sz="4" w:space="0" w:color="auto"/>
             </w:tcBorders>
-            <w:shd w:val="clear" w:color="auto" w:fill="auto"/>
             <w:vAlign w:val="center"/>
             <w:hideMark/>
           </w:tcPr>
@@ -4166,7 +4101,6 @@
               <w:bottom w:val="single" w:sz="4" w:space="0" w:color="auto"/>
               <w:right w:val="single" w:sz="4" w:space="0" w:color="auto"/>
             </w:tcBorders>
-            <w:shd w:val="clear" w:color="auto" w:fill="auto"/>
             <w:vAlign w:val="center"/>
             <w:hideMark/>
           </w:tcPr>
@@ -4186,7 +4120,6 @@
               <w:bottom w:val="single" w:sz="4" w:space="0" w:color="auto"/>
               <w:right w:val="single" w:sz="4" w:space="0" w:color="auto"/>
             </w:tcBorders>
-            <w:shd w:val="clear" w:color="auto" w:fill="auto"/>
             <w:vAlign w:val="center"/>
             <w:hideMark/>
           </w:tcPr>
@@ -4206,7 +4139,6 @@
               <w:bottom w:val="single" w:sz="4" w:space="0" w:color="auto"/>
               <w:right w:val="single" w:sz="4" w:space="0" w:color="auto"/>
             </w:tcBorders>
-            <w:shd w:val="clear" w:color="auto" w:fill="auto"/>
             <w:vAlign w:val="center"/>
             <w:hideMark/>
           </w:tcPr>
@@ -4262,7 +4194,6 @@
               <w:bottom w:val="single" w:sz="4" w:space="0" w:color="auto"/>
               <w:right w:val="single" w:sz="4" w:space="0" w:color="auto"/>
             </w:tcBorders>
-            <w:shd w:val="clear" w:color="auto" w:fill="auto"/>
             <w:vAlign w:val="center"/>
             <w:hideMark/>
           </w:tcPr>
@@ -4282,7 +4213,6 @@
               <w:bottom w:val="single" w:sz="4" w:space="0" w:color="auto"/>
               <w:right w:val="single" w:sz="4" w:space="0" w:color="auto"/>
             </w:tcBorders>
-            <w:shd w:val="clear" w:color="auto" w:fill="auto"/>
             <w:vAlign w:val="center"/>
             <w:hideMark/>
           </w:tcPr>
@@ -4302,7 +4232,6 @@
               <w:bottom w:val="single" w:sz="4" w:space="0" w:color="auto"/>
               <w:right w:val="single" w:sz="4" w:space="0" w:color="auto"/>
             </w:tcBorders>
-            <w:shd w:val="clear" w:color="auto" w:fill="auto"/>
             <w:vAlign w:val="center"/>
             <w:hideMark/>
           </w:tcPr>
@@ -4358,7 +4287,6 @@
               <w:bottom w:val="single" w:sz="4" w:space="0" w:color="auto"/>
               <w:right w:val="single" w:sz="4" w:space="0" w:color="auto"/>
             </w:tcBorders>
-            <w:shd w:val="clear" w:color="auto" w:fill="auto"/>
             <w:vAlign w:val="center"/>
             <w:hideMark/>
           </w:tcPr>
@@ -4378,7 +4306,6 @@
               <w:bottom w:val="single" w:sz="4" w:space="0" w:color="auto"/>
               <w:right w:val="single" w:sz="4" w:space="0" w:color="auto"/>
             </w:tcBorders>
-            <w:shd w:val="clear" w:color="auto" w:fill="auto"/>
             <w:vAlign w:val="center"/>
             <w:hideMark/>
           </w:tcPr>
@@ -4398,7 +4325,6 @@
               <w:bottom w:val="single" w:sz="4" w:space="0" w:color="auto"/>
               <w:right w:val="single" w:sz="4" w:space="0" w:color="auto"/>
             </w:tcBorders>
-            <w:shd w:val="clear" w:color="auto" w:fill="auto"/>
             <w:vAlign w:val="center"/>
             <w:hideMark/>
           </w:tcPr>
@@ -4448,7 +4374,6 @@
               <w:bottom w:val="single" w:sz="4" w:space="0" w:color="auto"/>
               <w:right w:val="single" w:sz="4" w:space="0" w:color="auto"/>
             </w:tcBorders>
-            <w:shd w:val="clear" w:color="auto" w:fill="auto"/>
             <w:vAlign w:val="center"/>
             <w:hideMark/>
           </w:tcPr>
@@ -4468,7 +4393,6 @@
               <w:bottom w:val="single" w:sz="4" w:space="0" w:color="auto"/>
               <w:right w:val="single" w:sz="4" w:space="0" w:color="auto"/>
             </w:tcBorders>
-            <w:shd w:val="clear" w:color="auto" w:fill="auto"/>
             <w:vAlign w:val="center"/>
             <w:hideMark/>
           </w:tcPr>
@@ -4488,7 +4412,6 @@
               <w:bottom w:val="single" w:sz="4" w:space="0" w:color="auto"/>
               <w:right w:val="single" w:sz="4" w:space="0" w:color="auto"/>
             </w:tcBorders>
-            <w:shd w:val="clear" w:color="auto" w:fill="auto"/>
             <w:vAlign w:val="center"/>
             <w:hideMark/>
           </w:tcPr>
@@ -4538,7 +4461,6 @@
               <w:bottom w:val="single" w:sz="4" w:space="0" w:color="auto"/>
               <w:right w:val="single" w:sz="4" w:space="0" w:color="auto"/>
             </w:tcBorders>
-            <w:shd w:val="clear" w:color="auto" w:fill="auto"/>
             <w:vAlign w:val="center"/>
             <w:hideMark/>
           </w:tcPr>
@@ -4558,7 +4480,6 @@
               <w:bottom w:val="single" w:sz="4" w:space="0" w:color="auto"/>
               <w:right w:val="single" w:sz="4" w:space="0" w:color="auto"/>
             </w:tcBorders>
-            <w:shd w:val="clear" w:color="auto" w:fill="auto"/>
             <w:vAlign w:val="center"/>
             <w:hideMark/>
           </w:tcPr>
@@ -4578,7 +4499,6 @@
               <w:bottom w:val="single" w:sz="4" w:space="0" w:color="auto"/>
               <w:right w:val="single" w:sz="4" w:space="0" w:color="auto"/>
             </w:tcBorders>
-            <w:shd w:val="clear" w:color="auto" w:fill="auto"/>
             <w:vAlign w:val="center"/>
             <w:hideMark/>
           </w:tcPr>
@@ -4634,7 +4554,6 @@
               <w:bottom w:val="single" w:sz="4" w:space="0" w:color="auto"/>
               <w:right w:val="single" w:sz="4" w:space="0" w:color="auto"/>
             </w:tcBorders>
-            <w:shd w:val="clear" w:color="auto" w:fill="auto"/>
             <w:vAlign w:val="center"/>
             <w:hideMark/>
           </w:tcPr>
@@ -4654,7 +4573,6 @@
               <w:bottom w:val="single" w:sz="4" w:space="0" w:color="auto"/>
               <w:right w:val="single" w:sz="4" w:space="0" w:color="auto"/>
             </w:tcBorders>
-            <w:shd w:val="clear" w:color="auto" w:fill="auto"/>
             <w:vAlign w:val="center"/>
             <w:hideMark/>
           </w:tcPr>
@@ -4674,7 +4592,6 @@
               <w:bottom w:val="single" w:sz="4" w:space="0" w:color="auto"/>
               <w:right w:val="single" w:sz="4" w:space="0" w:color="auto"/>
             </w:tcBorders>
-            <w:shd w:val="clear" w:color="auto" w:fill="auto"/>
             <w:vAlign w:val="center"/>
             <w:hideMark/>
           </w:tcPr>
@@ -4806,59 +4723,10 @@
             </w:pPr>
             <w:r>
               <w:rPr>
-                <w:rFonts w:hint="eastAsia"/>
                 <w:sz w:val="18"/>
                 <w:szCs w:val="18"/>
               </w:rPr>
-              <w:t>202</w:t>
-            </w:r>
-            <w:r>
-              <w:rPr>
-                <w:rFonts w:hint="eastAsia"/>
-                <w:sz w:val="18"/>
-                <w:szCs w:val="18"/>
-              </w:rPr>
-              <w:t>5</w:t>
-            </w:r>
-            <w:r>
-              <w:rPr>
-                <w:rFonts w:hint="eastAsia"/>
-                <w:sz w:val="18"/>
-                <w:szCs w:val="18"/>
-              </w:rPr>
-              <w:t>年</w:t>
-            </w:r>
-            <w:r>
-              <w:rPr>
-                <w:rFonts w:hint="eastAsia"/>
-                <w:sz w:val="18"/>
-                <w:szCs w:val="18"/>
-              </w:rPr>
-              <w:t>3</w:t>
-            </w:r>
-            <w:r>
-              <w:rPr>
-                <w:rFonts w:hint="eastAsia"/>
-                <w:sz w:val="18"/>
-                <w:szCs w:val="18"/>
-              </w:rPr>
-              <w:t>月</w:t>
-            </w:r>
-            <w:r>
-              <w:rPr>
-                <w:rFonts w:hint="eastAsia"/>
-                <w:sz w:val="18"/>
-                <w:szCs w:val="18"/>
-              </w:rPr>
-              <w:t>25</w:t>
-            </w:r>
-            <w:r>
-              <w:rPr>
-                <w:rFonts w:hint="eastAsia"/>
-                <w:sz w:val="18"/>
-                <w:szCs w:val="18"/>
-              </w:rPr>
-              <w:t>日</w:t>
+              <w:t>2026年3月17日</w:t>
             </w:r>
           </w:p>
         </w:tc>
@@ -4903,23 +4771,85 @@
                 <w:sz w:val="18"/>
                 <w:szCs w:val="18"/>
               </w:rPr>
-              <w:t>データ項目を基礎項目と拡張項目として再定義</w:t>
-            </w:r>
-            <w:r>
+              <w:t>軽微な文章修正</w:t>
+            </w:r>
+          </w:p>
+        </w:tc>
+      </w:tr>
+      <w:tr>
+        <w:tc>
+          <w:tcPr>
+            <w:tcW w:w="2045" w:type="dxa"/>
+          </w:tcPr>
+          <w:p>
+            <w:pPr>
+              <w:ind w:leftChars="0" w:left="0" w:firstLine="0"/>
+              <w:jc w:val="center"/>
+              <w:rPr>
+                <w:sz w:val="18"/>
+                <w:szCs w:val="18"/>
+              </w:rPr>
+            </w:pPr>
+            <w:r>
+              <w:rPr>
+                <w:rFonts w:hint="eastAsia"/>
+                <w:sz w:val="18"/>
+                <w:szCs w:val="18"/>
+              </w:rPr>
+              <w:t>2025年3月25日</w:t>
+            </w:r>
+          </w:p>
+        </w:tc>
+        <w:tc>
+          <w:tcPr>
+            <w:tcW w:w="2126" w:type="dxa"/>
+          </w:tcPr>
+          <w:p>
+            <w:pPr>
+              <w:ind w:leftChars="0" w:left="0" w:firstLine="0"/>
+              <w:rPr>
+                <w:sz w:val="18"/>
+                <w:szCs w:val="18"/>
+              </w:rPr>
+            </w:pPr>
+            <w:r>
+              <w:rPr>
+                <w:rFonts w:hint="eastAsia"/>
+                <w:sz w:val="18"/>
+                <w:szCs w:val="18"/>
+              </w:rPr>
+              <w:t>全体</w:t>
+            </w:r>
+          </w:p>
+        </w:tc>
+        <w:tc>
+          <w:tcPr>
+            <w:tcW w:w="4485" w:type="dxa"/>
+          </w:tcPr>
+          <w:p>
+            <w:pPr>
+              <w:ind w:leftChars="0" w:left="0" w:firstLine="0"/>
               <w:rPr>
                 <w:rFonts w:asciiTheme="minorEastAsia" w:eastAsiaTheme="minorEastAsia" w:hAnsiTheme="minorEastAsia"/>
                 <w:sz w:val="18"/>
                 <w:szCs w:val="18"/>
               </w:rPr>
-              <w:br/>
-            </w:r>
+            </w:pPr>
             <w:r>
               <w:rPr>
                 <w:rFonts w:asciiTheme="minorEastAsia" w:eastAsiaTheme="minorEastAsia" w:hAnsiTheme="minorEastAsia" w:hint="eastAsia"/>
                 <w:sz w:val="18"/>
                 <w:szCs w:val="18"/>
               </w:rPr>
-              <w:t>必須項目のパターン</w:t>
+              <w:t>データ項目を基礎項目と拡張項目として再定義</w:t>
+            </w:r>
+            <w:r>
+              <w:rPr>
+                <w:rFonts w:asciiTheme="minorEastAsia" w:eastAsiaTheme="minorEastAsia" w:hAnsiTheme="minorEastAsia"/>
+                <w:sz w:val="18"/>
+                <w:szCs w:val="18"/>
+              </w:rPr>
+              <w:br/>
             </w:r>
             <w:r>
               <w:rPr>
@@ -4927,15 +4857,7 @@
                 <w:sz w:val="18"/>
                 <w:szCs w:val="18"/>
               </w:rPr>
-              <w:t>化</w:t>
-            </w:r>
-            <w:r>
-              <w:rPr>
-                <w:rFonts w:asciiTheme="minorEastAsia" w:eastAsiaTheme="minorEastAsia" w:hAnsiTheme="minorEastAsia" w:hint="eastAsia"/>
-                <w:sz w:val="18"/>
-                <w:szCs w:val="18"/>
-              </w:rPr>
-              <w:t>を追加</w:t>
+              <w:t>必須項目のパターン化を追加</w:t>
             </w:r>
           </w:p>
           <w:p>
@@ -5179,7 +5101,7 @@
 </file>
 
 <file path=word/endnotes.xml><?xml version="1.0" encoding="utf-8"?>
-<w:endnotes xmlns:wpc="http://schemas.microsoft.com/office/word/2010/wordprocessingCanvas" xmlns:cx="http://schemas.microsoft.com/office/drawing/2014/chartex" xmlns:cx1="http://schemas.microsoft.com/office/drawing/2015/9/8/chartex" xmlns:cx2="http://schemas.microsoft.com/office/drawing/2015/10/21/chartex" xmlns:cx3="http://schemas.microsoft.com/office/drawing/2016/5/9/chartex" xmlns:cx4="http://schemas.microsoft.com/office/drawing/2016/5/10/chartex" xmlns:cx5="http://schemas.microsoft.com/office/drawing/2016/5/11/chartex" xmlns:cx6="http://schemas.microsoft.com/office/drawing/2016/5/12/chartex" xmlns:cx7="http://schemas.microsoft.com/office/drawing/2016/5/13/chartex" xmlns:cx8="http://schemas.microsoft.com/office/drawing/2016/5/14/chartex" xmlns:mc="http://schemas.openxmlformats.org/markup-compatibility/2006" xmlns:aink="http://schemas.microsoft.com/office/drawing/2016/ink" xmlns:am3d="http://schemas.microsoft.com/office/drawing/2017/model3d" xmlns:o="urn:schemas-microsoft-com:office:office" xmlns:oel="http://schemas.microsoft.com/office/2019/extlst" xmlns:r="http://schemas.openxmlformats.org/officeDocument/2006/relationships" xmlns:m="http://schemas.openxmlformats.org/officeDocument/2006/math" xmlns:v="urn:schemas-microsoft-com:vml" xmlns:wp14="http://schemas.microsoft.com/office/word/2010/wordprocessingDrawing" xmlns:wp="http://schemas.openxmlformats.org/drawingml/2006/wordprocessingDrawing" xmlns:w10="urn:schemas-microsoft-com:office:word" xmlns:w="http://schemas.openxmlformats.org/wordprocessingml/2006/main" xmlns:w14="http://schemas.microsoft.com/office/word/2010/wordml" xmlns:w15="http://schemas.microsoft.com/office/word/2012/wordml" xmlns:w16cex="http://schemas.microsoft.com/office/word/2018/wordml/cex" xmlns:w16cid="http://schemas.microsoft.com/office/word/2016/wordml/cid" xmlns:w16="http://schemas.microsoft.com/office/word/2018/wordml" xmlns:w16sdtdh="http://schemas.microsoft.com/office/word/2020/wordml/sdtdatahash" xmlns:w16se="http://schemas.microsoft.com/office/word/2015/wordml/symex" xmlns:wpg="http://schemas.microsoft.com/office/word/2010/wordprocessingGroup" xmlns:wpi="http://schemas.microsoft.com/office/word/2010/wordprocessingInk" xmlns:wne="http://schemas.microsoft.com/office/word/2006/wordml" xmlns:wps="http://schemas.microsoft.com/office/word/2010/wordprocessingShape" mc:Ignorable="w14 w15 w16se w16cid w16 w16cex w16sdtdh wp14">
+<w:endnotes xmlns:wpc="http://schemas.microsoft.com/office/word/2010/wordprocessingCanvas" xmlns:cx="http://schemas.microsoft.com/office/drawing/2014/chartex" xmlns:cx1="http://schemas.microsoft.com/office/drawing/2015/9/8/chartex" xmlns:cx2="http://schemas.microsoft.com/office/drawing/2015/10/21/chartex" xmlns:cx3="http://schemas.microsoft.com/office/drawing/2016/5/9/chartex" xmlns:cx4="http://schemas.microsoft.com/office/drawing/2016/5/10/chartex" xmlns:cx5="http://schemas.microsoft.com/office/drawing/2016/5/11/chartex" xmlns:cx6="http://schemas.microsoft.com/office/drawing/2016/5/12/chartex" xmlns:cx7="http://schemas.microsoft.com/office/drawing/2016/5/13/chartex" xmlns:cx8="http://schemas.microsoft.com/office/drawing/2016/5/14/chartex" xmlns:mc="http://schemas.openxmlformats.org/markup-compatibility/2006" xmlns:aink="http://schemas.microsoft.com/office/drawing/2016/ink" xmlns:am3d="http://schemas.microsoft.com/office/drawing/2017/model3d" xmlns:o="urn:schemas-microsoft-com:office:office" xmlns:oel="http://schemas.microsoft.com/office/2019/extlst" xmlns:r="http://schemas.openxmlformats.org/officeDocument/2006/relationships" xmlns:m="http://schemas.openxmlformats.org/officeDocument/2006/math" xmlns:v="urn:schemas-microsoft-com:vml" xmlns:wp14="http://schemas.microsoft.com/office/word/2010/wordprocessingDrawing" xmlns:wp="http://schemas.openxmlformats.org/drawingml/2006/wordprocessingDrawing" xmlns:w10="urn:schemas-microsoft-com:office:word" xmlns:w="http://schemas.openxmlformats.org/wordprocessingml/2006/main" xmlns:w14="http://schemas.microsoft.com/office/word/2010/wordml" xmlns:w15="http://schemas.microsoft.com/office/word/2012/wordml" xmlns:w16cex="http://schemas.microsoft.com/office/word/2018/wordml/cex" xmlns:w16cid="http://schemas.microsoft.com/office/word/2016/wordml/cid" xmlns:w16="http://schemas.microsoft.com/office/word/2018/wordml" xmlns:w16du="http://schemas.microsoft.com/office/word/2023/wordml/word16du" xmlns:w16sdtdh="http://schemas.microsoft.com/office/word/2020/wordml/sdtdatahash" xmlns:w16sdtfl="http://schemas.microsoft.com/office/word/2024/wordml/sdtformatlock" xmlns:w16se="http://schemas.microsoft.com/office/word/2015/wordml/symex" xmlns:wpg="http://schemas.microsoft.com/office/word/2010/wordprocessingGroup" xmlns:wpi="http://schemas.microsoft.com/office/word/2010/wordprocessingInk" xmlns:wne="http://schemas.microsoft.com/office/word/2006/wordml" xmlns:wps="http://schemas.microsoft.com/office/word/2010/wordprocessingShape" mc:Ignorable="w14 w15 w16se w16cid w16 w16cex w16sdtdh w16sdtfl w16du wp14">
   <w:endnote w:type="separator" w:id="-1">
     <w:p>
       <w:r>
@@ -5201,7 +5123,7 @@
 </file>
 
 <file path=word/footer1.xml><?xml version="1.0" encoding="utf-8"?>
-<w:ftr xmlns:wpc="http://schemas.microsoft.com/office/word/2010/wordprocessingCanvas" xmlns:cx="http://schemas.microsoft.com/office/drawing/2014/chartex" xmlns:cx1="http://schemas.microsoft.com/office/drawing/2015/9/8/chartex" xmlns:cx2="http://schemas.microsoft.com/office/drawing/2015/10/21/chartex" xmlns:cx3="http://schemas.microsoft.com/office/drawing/2016/5/9/chartex" xmlns:cx4="http://schemas.microsoft.com/office/drawing/2016/5/10/chartex" xmlns:cx5="http://schemas.microsoft.com/office/drawing/2016/5/11/chartex" xmlns:cx6="http://schemas.microsoft.com/office/drawing/2016/5/12/chartex" xmlns:cx7="http://schemas.microsoft.com/office/drawing/2016/5/13/chartex" xmlns:cx8="http://schemas.microsoft.com/office/drawing/2016/5/14/chartex" xmlns:mc="http://schemas.openxmlformats.org/markup-compatibility/2006" xmlns:aink="http://schemas.microsoft.com/office/drawing/2016/ink" xmlns:am3d="http://schemas.microsoft.com/office/drawing/2017/model3d" xmlns:o="urn:schemas-microsoft-com:office:office" xmlns:oel="http://schemas.microsoft.com/office/2019/extlst" xmlns:r="http://schemas.openxmlformats.org/officeDocument/2006/relationships" xmlns:m="http://schemas.openxmlformats.org/officeDocument/2006/math" xmlns:v="urn:schemas-microsoft-com:vml" xmlns:wp14="http://schemas.microsoft.com/office/word/2010/wordprocessingDrawing" xmlns:wp="http://schemas.openxmlformats.org/drawingml/2006/wordprocessingDrawing" xmlns:w10="urn:schemas-microsoft-com:office:word" xmlns:w="http://schemas.openxmlformats.org/wordprocessingml/2006/main" xmlns:w14="http://schemas.microsoft.com/office/word/2010/wordml" xmlns:w15="http://schemas.microsoft.com/office/word/2012/wordml" xmlns:w16cex="http://schemas.microsoft.com/office/word/2018/wordml/cex" xmlns:w16cid="http://schemas.microsoft.com/office/word/2016/wordml/cid" xmlns:w16="http://schemas.microsoft.com/office/word/2018/wordml" xmlns:w16sdtdh="http://schemas.microsoft.com/office/word/2020/wordml/sdtdatahash" xmlns:w16se="http://schemas.microsoft.com/office/word/2015/wordml/symex" xmlns:wpg="http://schemas.microsoft.com/office/word/2010/wordprocessingGroup" xmlns:wpi="http://schemas.microsoft.com/office/word/2010/wordprocessingInk" xmlns:wne="http://schemas.microsoft.com/office/word/2006/wordml" xmlns:wps="http://schemas.microsoft.com/office/word/2010/wordprocessingShape" mc:Ignorable="w14 w15 w16se w16cid w16 w16cex w16sdtdh wp14">
+<w:ftr xmlns:wpc="http://schemas.microsoft.com/office/word/2010/wordprocessingCanvas" xmlns:cx="http://schemas.microsoft.com/office/drawing/2014/chartex" xmlns:cx1="http://schemas.microsoft.com/office/drawing/2015/9/8/chartex" xmlns:cx2="http://schemas.microsoft.com/office/drawing/2015/10/21/chartex" xmlns:cx3="http://schemas.microsoft.com/office/drawing/2016/5/9/chartex" xmlns:cx4="http://schemas.microsoft.com/office/drawing/2016/5/10/chartex" xmlns:cx5="http://schemas.microsoft.com/office/drawing/2016/5/11/chartex" xmlns:cx6="http://schemas.microsoft.com/office/drawing/2016/5/12/chartex" xmlns:cx7="http://schemas.microsoft.com/office/drawing/2016/5/13/chartex" xmlns:cx8="http://schemas.microsoft.com/office/drawing/2016/5/14/chartex" xmlns:mc="http://schemas.openxmlformats.org/markup-compatibility/2006" xmlns:aink="http://schemas.microsoft.com/office/drawing/2016/ink" xmlns:am3d="http://schemas.microsoft.com/office/drawing/2017/model3d" xmlns:o="urn:schemas-microsoft-com:office:office" xmlns:oel="http://schemas.microsoft.com/office/2019/extlst" xmlns:r="http://schemas.openxmlformats.org/officeDocument/2006/relationships" xmlns:m="http://schemas.openxmlformats.org/officeDocument/2006/math" xmlns:v="urn:schemas-microsoft-com:vml" xmlns:wp14="http://schemas.microsoft.com/office/word/2010/wordprocessingDrawing" xmlns:wp="http://schemas.openxmlformats.org/drawingml/2006/wordprocessingDrawing" xmlns:w10="urn:schemas-microsoft-com:office:word" xmlns:w="http://schemas.openxmlformats.org/wordprocessingml/2006/main" xmlns:w14="http://schemas.microsoft.com/office/word/2010/wordml" xmlns:w15="http://schemas.microsoft.com/office/word/2012/wordml" xmlns:w16cex="http://schemas.microsoft.com/office/word/2018/wordml/cex" xmlns:w16cid="http://schemas.microsoft.com/office/word/2016/wordml/cid" xmlns:w16="http://schemas.microsoft.com/office/word/2018/wordml" xmlns:w16du="http://schemas.microsoft.com/office/word/2023/wordml/word16du" xmlns:w16sdtdh="http://schemas.microsoft.com/office/word/2020/wordml/sdtdatahash" xmlns:w16sdtfl="http://schemas.microsoft.com/office/word/2024/wordml/sdtformatlock" xmlns:w16se="http://schemas.microsoft.com/office/word/2015/wordml/symex" xmlns:wpg="http://schemas.microsoft.com/office/word/2010/wordprocessingGroup" xmlns:wpi="http://schemas.microsoft.com/office/word/2010/wordprocessingInk" xmlns:wne="http://schemas.microsoft.com/office/word/2006/wordml" xmlns:wps="http://schemas.microsoft.com/office/word/2010/wordprocessingShape" mc:Ignorable="w14 w15 w16se w16cid w16 w16cex w16sdtdh w16sdtfl w16du wp14">
   <w:sdt>
     <w:sdtPr>
       <w:id w:val="1822236737"/>
@@ -5210,7 +5132,6 @@
         <w:docPartUnique/>
       </w:docPartObj>
     </w:sdtPr>
-    <w:sdtEndPr/>
     <w:sdtContent>
       <w:p>
         <w:pPr>
@@ -5247,7 +5168,7 @@
 </file>
 
 <file path=word/footnotes.xml><?xml version="1.0" encoding="utf-8"?>
-<w:footnotes xmlns:wpc="http://schemas.microsoft.com/office/word/2010/wordprocessingCanvas" xmlns:cx="http://schemas.microsoft.com/office/drawing/2014/chartex" xmlns:cx1="http://schemas.microsoft.com/office/drawing/2015/9/8/chartex" xmlns:cx2="http://schemas.microsoft.com/office/drawing/2015/10/21/chartex" xmlns:cx3="http://schemas.microsoft.com/office/drawing/2016/5/9/chartex" xmlns:cx4="http://schemas.microsoft.com/office/drawing/2016/5/10/chartex" xmlns:cx5="http://schemas.microsoft.com/office/drawing/2016/5/11/chartex" xmlns:cx6="http://schemas.microsoft.com/office/drawing/2016/5/12/chartex" xmlns:cx7="http://schemas.microsoft.com/office/drawing/2016/5/13/chartex" xmlns:cx8="http://schemas.microsoft.com/office/drawing/2016/5/14/chartex" xmlns:mc="http://schemas.openxmlformats.org/markup-compatibility/2006" xmlns:aink="http://schemas.microsoft.com/office/drawing/2016/ink" xmlns:am3d="http://schemas.microsoft.com/office/drawing/2017/model3d" xmlns:o="urn:schemas-microsoft-com:office:office" xmlns:oel="http://schemas.microsoft.com/office/2019/extlst" xmlns:r="http://schemas.openxmlformats.org/officeDocument/2006/relationships" xmlns:m="http://schemas.openxmlformats.org/officeDocument/2006/math" xmlns:v="urn:schemas-microsoft-com:vml" xmlns:wp14="http://schemas.microsoft.com/office/word/2010/wordprocessingDrawing" xmlns:wp="http://schemas.openxmlformats.org/drawingml/2006/wordprocessingDrawing" xmlns:w10="urn:schemas-microsoft-com:office:word" xmlns:w="http://schemas.openxmlformats.org/wordprocessingml/2006/main" xmlns:w14="http://schemas.microsoft.com/office/word/2010/wordml" xmlns:w15="http://schemas.microsoft.com/office/word/2012/wordml" xmlns:w16cex="http://schemas.microsoft.com/office/word/2018/wordml/cex" xmlns:w16cid="http://schemas.microsoft.com/office/word/2016/wordml/cid" xmlns:w16="http://schemas.microsoft.com/office/word/2018/wordml" xmlns:w16sdtdh="http://schemas.microsoft.com/office/word/2020/wordml/sdtdatahash" xmlns:w16se="http://schemas.microsoft.com/office/word/2015/wordml/symex" xmlns:wpg="http://schemas.microsoft.com/office/word/2010/wordprocessingGroup" xmlns:wpi="http://schemas.microsoft.com/office/word/2010/wordprocessingInk" xmlns:wne="http://schemas.microsoft.com/office/word/2006/wordml" xmlns:wps="http://schemas.microsoft.com/office/word/2010/wordprocessingShape" mc:Ignorable="w14 w15 w16se w16cid w16 w16cex w16sdtdh wp14">
+<w:footnotes xmlns:wpc="http://schemas.microsoft.com/office/word/2010/wordprocessingCanvas" xmlns:cx="http://schemas.microsoft.com/office/drawing/2014/chartex" xmlns:cx1="http://schemas.microsoft.com/office/drawing/2015/9/8/chartex" xmlns:cx2="http://schemas.microsoft.com/office/drawing/2015/10/21/chartex" xmlns:cx3="http://schemas.microsoft.com/office/drawing/2016/5/9/chartex" xmlns:cx4="http://schemas.microsoft.com/office/drawing/2016/5/10/chartex" xmlns:cx5="http://schemas.microsoft.com/office/drawing/2016/5/11/chartex" xmlns:cx6="http://schemas.microsoft.com/office/drawing/2016/5/12/chartex" xmlns:cx7="http://schemas.microsoft.com/office/drawing/2016/5/13/chartex" xmlns:cx8="http://schemas.microsoft.com/office/drawing/2016/5/14/chartex" xmlns:mc="http://schemas.openxmlformats.org/markup-compatibility/2006" xmlns:aink="http://schemas.microsoft.com/office/drawing/2016/ink" xmlns:am3d="http://schemas.microsoft.com/office/drawing/2017/model3d" xmlns:o="urn:schemas-microsoft-com:office:office" xmlns:oel="http://schemas.microsoft.com/office/2019/extlst" xmlns:r="http://schemas.openxmlformats.org/officeDocument/2006/relationships" xmlns:m="http://schemas.openxmlformats.org/officeDocument/2006/math" xmlns:v="urn:schemas-microsoft-com:vml" xmlns:wp14="http://schemas.microsoft.com/office/word/2010/wordprocessingDrawing" xmlns:wp="http://schemas.openxmlformats.org/drawingml/2006/wordprocessingDrawing" xmlns:w10="urn:schemas-microsoft-com:office:word" xmlns:w="http://schemas.openxmlformats.org/wordprocessingml/2006/main" xmlns:w14="http://schemas.microsoft.com/office/word/2010/wordml" xmlns:w15="http://schemas.microsoft.com/office/word/2012/wordml" xmlns:w16cex="http://schemas.microsoft.com/office/word/2018/wordml/cex" xmlns:w16cid="http://schemas.microsoft.com/office/word/2016/wordml/cid" xmlns:w16="http://schemas.microsoft.com/office/word/2018/wordml" xmlns:w16du="http://schemas.microsoft.com/office/word/2023/wordml/word16du" xmlns:w16sdtdh="http://schemas.microsoft.com/office/word/2020/wordml/sdtdatahash" xmlns:w16sdtfl="http://schemas.microsoft.com/office/word/2024/wordml/sdtformatlock" xmlns:w16se="http://schemas.microsoft.com/office/word/2015/wordml/symex" xmlns:wpg="http://schemas.microsoft.com/office/word/2010/wordprocessingGroup" xmlns:wpi="http://schemas.microsoft.com/office/word/2010/wordprocessingInk" xmlns:wne="http://schemas.microsoft.com/office/word/2006/wordml" xmlns:wps="http://schemas.microsoft.com/office/word/2010/wordprocessingShape" mc:Ignorable="w14 w15 w16se w16cid w16 w16cex w16sdtdh w16sdtfl w16du wp14">
   <w:footnote w:type="separator" w:id="-1">
     <w:p>
       <w:r>
@@ -5269,7 +5190,7 @@
 </file>
 
 <file path=word/numbering.xml><?xml version="1.0" encoding="utf-8"?>
-<w:numbering xmlns:wpc="http://schemas.microsoft.com/office/word/2010/wordprocessingCanvas" xmlns:cx="http://schemas.microsoft.com/office/drawing/2014/chartex" xmlns:cx1="http://schemas.microsoft.com/office/drawing/2015/9/8/chartex" xmlns:cx2="http://schemas.microsoft.com/office/drawing/2015/10/21/chartex" xmlns:cx3="http://schemas.microsoft.com/office/drawing/2016/5/9/chartex" xmlns:cx4="http://schemas.microsoft.com/office/drawing/2016/5/10/chartex" xmlns:cx5="http://schemas.microsoft.com/office/drawing/2016/5/11/chartex" xmlns:cx6="http://schemas.microsoft.com/office/drawing/2016/5/12/chartex" xmlns:cx7="http://schemas.microsoft.com/office/drawing/2016/5/13/chartex" xmlns:cx8="http://schemas.microsoft.com/office/drawing/2016/5/14/chartex" xmlns:mc="http://schemas.openxmlformats.org/markup-compatibility/2006" xmlns:aink="http://schemas.microsoft.com/office/drawing/2016/ink" xmlns:am3d="http://schemas.microsoft.com/office/drawing/2017/model3d" xmlns:o="urn:schemas-microsoft-com:office:office" xmlns:oel="http://schemas.microsoft.com/office/2019/extlst" xmlns:r="http://schemas.openxmlformats.org/officeDocument/2006/relationships" xmlns:m="http://schemas.openxmlformats.org/officeDocument/2006/math" xmlns:v="urn:schemas-microsoft-com:vml" xmlns:wp14="http://schemas.microsoft.com/office/word/2010/wordprocessingDrawing" xmlns:wp="http://schemas.openxmlformats.org/drawingml/2006/wordprocessingDrawing" xmlns:w10="urn:schemas-microsoft-com:office:word" xmlns:w="http://schemas.openxmlformats.org/wordprocessingml/2006/main" xmlns:w14="http://schemas.microsoft.com/office/word/2010/wordml" xmlns:w15="http://schemas.microsoft.com/office/word/2012/wordml" xmlns:w16cex="http://schemas.microsoft.com/office/word/2018/wordml/cex" xmlns:w16cid="http://schemas.microsoft.com/office/word/2016/wordml/cid" xmlns:w16="http://schemas.microsoft.com/office/word/2018/wordml" xmlns:w16sdtdh="http://schemas.microsoft.com/office/word/2020/wordml/sdtdatahash" xmlns:w16se="http://schemas.microsoft.com/office/word/2015/wordml/symex" xmlns:wpg="http://schemas.microsoft.com/office/word/2010/wordprocessingGroup" xmlns:wpi="http://schemas.microsoft.com/office/word/2010/wordprocessingInk" xmlns:wne="http://schemas.microsoft.com/office/word/2006/wordml" xmlns:wps="http://schemas.microsoft.com/office/word/2010/wordprocessingShape" mc:Ignorable="w14 w15 w16se w16cid w16 w16cex w16sdtdh wp14">
+<w:numbering xmlns:wpc="http://schemas.microsoft.com/office/word/2010/wordprocessingCanvas" xmlns:cx="http://schemas.microsoft.com/office/drawing/2014/chartex" xmlns:cx1="http://schemas.microsoft.com/office/drawing/2015/9/8/chartex" xmlns:cx2="http://schemas.microsoft.com/office/drawing/2015/10/21/chartex" xmlns:cx3="http://schemas.microsoft.com/office/drawing/2016/5/9/chartex" xmlns:cx4="http://schemas.microsoft.com/office/drawing/2016/5/10/chartex" xmlns:cx5="http://schemas.microsoft.com/office/drawing/2016/5/11/chartex" xmlns:cx6="http://schemas.microsoft.com/office/drawing/2016/5/12/chartex" xmlns:cx7="http://schemas.microsoft.com/office/drawing/2016/5/13/chartex" xmlns:cx8="http://schemas.microsoft.com/office/drawing/2016/5/14/chartex" xmlns:mc="http://schemas.openxmlformats.org/markup-compatibility/2006" xmlns:aink="http://schemas.microsoft.com/office/drawing/2016/ink" xmlns:am3d="http://schemas.microsoft.com/office/drawing/2017/model3d" xmlns:o="urn:schemas-microsoft-com:office:office" xmlns:oel="http://schemas.microsoft.com/office/2019/extlst" xmlns:r="http://schemas.openxmlformats.org/officeDocument/2006/relationships" xmlns:m="http://schemas.openxmlformats.org/officeDocument/2006/math" xmlns:v="urn:schemas-microsoft-com:vml" xmlns:wp14="http://schemas.microsoft.com/office/word/2010/wordprocessingDrawing" xmlns:wp="http://schemas.openxmlformats.org/drawingml/2006/wordprocessingDrawing" xmlns:w10="urn:schemas-microsoft-com:office:word" xmlns:w="http://schemas.openxmlformats.org/wordprocessingml/2006/main" xmlns:w14="http://schemas.microsoft.com/office/word/2010/wordml" xmlns:w15="http://schemas.microsoft.com/office/word/2012/wordml" xmlns:w16cex="http://schemas.microsoft.com/office/word/2018/wordml/cex" xmlns:w16cid="http://schemas.microsoft.com/office/word/2016/wordml/cid" xmlns:w16="http://schemas.microsoft.com/office/word/2018/wordml" xmlns:w16du="http://schemas.microsoft.com/office/word/2023/wordml/word16du" xmlns:w16sdtdh="http://schemas.microsoft.com/office/word/2020/wordml/sdtdatahash" xmlns:w16sdtfl="http://schemas.microsoft.com/office/word/2024/wordml/sdtformatlock" xmlns:w16se="http://schemas.microsoft.com/office/word/2015/wordml/symex" xmlns:wpg="http://schemas.microsoft.com/office/word/2010/wordprocessingGroup" xmlns:wpi="http://schemas.microsoft.com/office/word/2010/wordprocessingInk" xmlns:wne="http://schemas.microsoft.com/office/word/2006/wordml" xmlns:wps="http://schemas.microsoft.com/office/word/2010/wordprocessingShape" mc:Ignorable="w14 w15 w16se w16cid w16 w16cex w16sdtdh w16sdtfl w16du wp14">
   <w:abstractNum w:abstractNumId="0" w15:restartNumberingAfterBreak="0">
     <w:nsid w:val="018D1D11"/>
     <w:multiLevelType w:val="hybridMultilevel"/>
@@ -8983,7 +8904,7 @@
 </file>
 
 <file path=word/styles.xml><?xml version="1.0" encoding="utf-8"?>
-<w:styles xmlns:mc="http://schemas.openxmlformats.org/markup-compatibility/2006" xmlns:r="http://schemas.openxmlformats.org/officeDocument/2006/relationships" xmlns:w="http://schemas.openxmlformats.org/wordprocessingml/2006/main" xmlns:w14="http://schemas.microsoft.com/office/word/2010/wordml" xmlns:w15="http://schemas.microsoft.com/office/word/2012/wordml" xmlns:w16cex="http://schemas.microsoft.com/office/word/2018/wordml/cex" xmlns:w16cid="http://schemas.microsoft.com/office/word/2016/wordml/cid" xmlns:w16="http://schemas.microsoft.com/office/word/2018/wordml" xmlns:w16sdtdh="http://schemas.microsoft.com/office/word/2020/wordml/sdtdatahash" xmlns:w16se="http://schemas.microsoft.com/office/word/2015/wordml/symex" mc:Ignorable="w14 w15 w16se w16cid w16 w16cex w16sdtdh">
+<w:styles xmlns:mc="http://schemas.openxmlformats.org/markup-compatibility/2006" xmlns:r="http://schemas.openxmlformats.org/officeDocument/2006/relationships" xmlns:w="http://schemas.openxmlformats.org/wordprocessingml/2006/main" xmlns:w14="http://schemas.microsoft.com/office/word/2010/wordml" xmlns:w15="http://schemas.microsoft.com/office/word/2012/wordml" xmlns:w16cex="http://schemas.microsoft.com/office/word/2018/wordml/cex" xmlns:w16cid="http://schemas.microsoft.com/office/word/2016/wordml/cid" xmlns:w16="http://schemas.microsoft.com/office/word/2018/wordml" xmlns:w16du="http://schemas.microsoft.com/office/word/2023/wordml/word16du" xmlns:w16sdtdh="http://schemas.microsoft.com/office/word/2020/wordml/sdtdatahash" xmlns:w16sdtfl="http://schemas.microsoft.com/office/word/2024/wordml/sdtformatlock" xmlns:w16se="http://schemas.microsoft.com/office/word/2015/wordml/symex" mc:Ignorable="w14 w15 w16se w16cid w16 w16cex w16sdtdh w16sdtfl w16du">
   <w:docDefaults>
     <w:rPrDefault>
       <w:rPr>
@@ -10983,175 +10904,4 @@
     </a:ext>
   </a:extLst>
 </a:theme>
-</file>
-
-<file path=customXml/item1.xml><?xml version="1.0" encoding="utf-8"?>
-<ct:contentTypeSchema xmlns:ct="http://schemas.microsoft.com/office/2006/metadata/contentType" xmlns:ma="http://schemas.microsoft.com/office/2006/metadata/properties/metaAttributes" ct:_="" ma:_="" ma:contentTypeName="ドキュメント" ma:contentTypeID="0x010100D4BA49431D4D9249A6509499E059C03E" ma:contentTypeVersion="4" ma:contentTypeDescription="新しいドキュメントを作成します。" ma:contentTypeScope="" ma:versionID="b4ab603acd520aec003329a8cc5e5a3c">
-  <xsd:schema xmlns:xsd="http://www.w3.org/2001/XMLSchema" xmlns:xs="http://www.w3.org/2001/XMLSchema" xmlns:p="http://schemas.microsoft.com/office/2006/metadata/properties" xmlns:ns2="b8676f7c-cd37-452c-a4f6-258f9e9fd2a4" targetNamespace="http://schemas.microsoft.com/office/2006/metadata/properties" ma:root="true" ma:fieldsID="2731dd5c1c8e876b3faee75002f54a14" ns2:_="">
-    <xsd:import namespace="b8676f7c-cd37-452c-a4f6-258f9e9fd2a4"/>
-    <xsd:element name="properties">
-      <xsd:complexType>
-        <xsd:sequence>
-          <xsd:element name="documentManagement">
-            <xsd:complexType>
-              <xsd:all>
-                <xsd:element ref="ns2:MediaServiceMetadata" minOccurs="0"/>
-                <xsd:element ref="ns2:MediaServiceFastMetadata" minOccurs="0"/>
-                <xsd:element ref="ns2:MediaServiceSearchProperties" minOccurs="0"/>
-                <xsd:element ref="ns2:MediaServiceObjectDetectorVersions" minOccurs="0"/>
-              </xsd:all>
-            </xsd:complexType>
-          </xsd:element>
-        </xsd:sequence>
-      </xsd:complexType>
-    </xsd:element>
-  </xsd:schema>
-  <xsd:schema xmlns:xsd="http://www.w3.org/2001/XMLSchema" xmlns:xs="http://www.w3.org/2001/XMLSchema" xmlns:dms="http://schemas.microsoft.com/office/2006/documentManagement/types" xmlns:pc="http://schemas.microsoft.com/office/infopath/2007/PartnerControls" targetNamespace="b8676f7c-cd37-452c-a4f6-258f9e9fd2a4" elementFormDefault="qualified">
-    <xsd:import namespace="http://schemas.microsoft.com/office/2006/documentManagement/types"/>
-    <xsd:import namespace="http://schemas.microsoft.com/office/infopath/2007/PartnerControls"/>
-    <xsd:element name="MediaServiceMetadata" ma:index="8" nillable="true" ma:displayName="MediaServiceMetadata" ma:hidden="true" ma:internalName="MediaServiceMetadata" ma:readOnly="true">
-      <xsd:simpleType>
-        <xsd:restriction base="dms:Note"/>
-      </xsd:simpleType>
-    </xsd:element>
-    <xsd:element name="MediaServiceFastMetadata" ma:index="9" nillable="true" ma:displayName="MediaServiceFastMetadata" ma:hidden="true" ma:internalName="MediaServiceFastMetadata" ma:readOnly="true">
-      <xsd:simpleType>
-        <xsd:restriction base="dms:Note"/>
-      </xsd:simpleType>
-    </xsd:element>
-    <xsd:element name="MediaServiceSearchProperties" ma:index="10" nillable="true" ma:displayName="MediaServiceSearchProperties" ma:hidden="true" ma:internalName="MediaServiceSearchProperties" ma:readOnly="true">
-      <xsd:simpleType>
-        <xsd:restriction base="dms:Note"/>
-      </xsd:simpleType>
-    </xsd:element>
-    <xsd:element name="MediaServiceObjectDetectorVersions" ma:index="11" nillable="true" ma:displayName="MediaServiceObjectDetectorVersions" ma:hidden="true" ma:indexed="true" ma:internalName="MediaServiceObjectDetectorVersions" ma:readOnly="true">
-      <xsd:simpleType>
-        <xsd:restriction base="dms:Text"/>
-      </xsd:simpleType>
-    </xsd:element>
-  </xsd:schema>
-  <xsd:schema xmlns="http://schemas.openxmlformats.org/package/2006/metadata/core-properties" xmlns:xsd="http://www.w3.org/2001/XMLSchema" xmlns:xsi="http://www.w3.org/2001/XMLSchema-instance" xmlns:dc="http://purl.org/dc/elements/1.1/" xmlns:dcterms="http://purl.org/dc/terms/" xmlns:odoc="http://schemas.microsoft.com/internal/obd" targetNamespace="http://schemas.openxmlformats.org/package/2006/metadata/core-properties" elementFormDefault="qualified" attributeFormDefault="unqualified" blockDefault="#all">
-    <xsd:import namespace="http://purl.org/dc/elements/1.1/" schemaLocation="http://dublincore.org/schemas/xmls/qdc/2003/04/02/dc.xsd"/>
-    <xsd:import namespace="http://purl.org/dc/terms/" schemaLocation="http://dublincore.org/schemas/xmls/qdc/2003/04/02/dcterms.xsd"/>
-    <xsd:element name="coreProperties" type="CT_coreProperties"/>
-    <xsd:complexType name="CT_coreProperties">
-      <xsd:all>
-        <xsd:element ref="dc:creator" minOccurs="0" maxOccurs="1"/>
-        <xsd:element ref="dcterms:created" minOccurs="0" maxOccurs="1"/>
-        <xsd:element ref="dc:identifier" minOccurs="0" maxOccurs="1"/>
-        <xsd:element name="contentType" minOccurs="0" maxOccurs="1" type="xsd:string" ma:index="0" ma:displayName="コンテンツ タイプ"/>
-        <xsd:element ref="dc:title" minOccurs="0" maxOccurs="1" ma:index="4" ma:displayName="タイトル"/>
-        <xsd:element ref="dc:subject" minOccurs="0" maxOccurs="1"/>
-        <xsd:element ref="dc:description" minOccurs="0" maxOccurs="1"/>
-        <xsd:element name="keywords" minOccurs="0" maxOccurs="1" type="xsd:string"/>
-        <xsd:element ref="dc:language" minOccurs="0" maxOccurs="1"/>
-        <xsd:element name="category" minOccurs="0" maxOccurs="1" type="xsd:string"/>
-        <xsd:element name="version" minOccurs="0" maxOccurs="1" type="xsd:string"/>
-        <xsd:element name="revision" minOccurs="0" maxOccurs="1" type="xsd:string">
-          <xsd:annotation>
-            <xsd:documentation>
-                        This value indicates the number of saves or revisions. The application is responsible for updating this value after each revision.
-                    </xsd:documentation>
-          </xsd:annotation>
-        </xsd:element>
-        <xsd:element name="lastModifiedBy" minOccurs="0" maxOccurs="1" type="xsd:string"/>
-        <xsd:element ref="dcterms:modified" minOccurs="0" maxOccurs="1"/>
-        <xsd:element name="contentStatus" minOccurs="0" maxOccurs="1" type="xsd:string"/>
-      </xsd:all>
-    </xsd:complexType>
-  </xsd:schema>
-  <xs:schema xmlns:pc="http://schemas.microsoft.com/office/infopath/2007/PartnerControls" xmlns:xs="http://www.w3.org/2001/XMLSchema" targetNamespace="http://schemas.microsoft.com/office/infopath/2007/PartnerControls" elementFormDefault="qualified" attributeFormDefault="unqualified">
-    <xs:element name="Person">
-      <xs:complexType>
-        <xs:sequence>
-          <xs:element ref="pc:DisplayName" minOccurs="0"/>
-          <xs:element ref="pc:AccountId" minOccurs="0"/>
-          <xs:element ref="pc:AccountType" minOccurs="0"/>
-        </xs:sequence>
-      </xs:complexType>
-    </xs:element>
-    <xs:element name="DisplayName" type="xs:string"/>
-    <xs:element name="AccountId" type="xs:string"/>
-    <xs:element name="AccountType" type="xs:string"/>
-    <xs:element name="BDCAssociatedEntity">
-      <xs:complexType>
-        <xs:sequence>
-          <xs:element ref="pc:BDCEntity" minOccurs="0" maxOccurs="unbounded"/>
-        </xs:sequence>
-        <xs:attribute ref="pc:EntityNamespace"/>
-        <xs:attribute ref="pc:EntityName"/>
-        <xs:attribute ref="pc:SystemInstanceName"/>
-        <xs:attribute ref="pc:AssociationName"/>
-      </xs:complexType>
-    </xs:element>
-    <xs:attribute name="EntityNamespace" type="xs:string"/>
-    <xs:attribute name="EntityName" type="xs:string"/>
-    <xs:attribute name="SystemInstanceName" type="xs:string"/>
-    <xs:attribute name="AssociationName" type="xs:string"/>
-    <xs:element name="BDCEntity">
-      <xs:complexType>
-        <xs:sequence>
-          <xs:element ref="pc:EntityDisplayName" minOccurs="0"/>
-          <xs:element ref="pc:EntityInstanceReference" minOccurs="0"/>
-          <xs:element ref="pc:EntityId1" minOccurs="0"/>
-          <xs:element ref="pc:EntityId2" minOccurs="0"/>
-          <xs:element ref="pc:EntityId3" minOccurs="0"/>
-          <xs:element ref="pc:EntityId4" minOccurs="0"/>
-          <xs:element ref="pc:EntityId5" minOccurs="0"/>
-        </xs:sequence>
-      </xs:complexType>
-    </xs:element>
-    <xs:element name="EntityDisplayName" type="xs:string"/>
-    <xs:element name="EntityInstanceReference" type="xs:string"/>
-    <xs:element name="EntityId1" type="xs:string"/>
-    <xs:element name="EntityId2" type="xs:string"/>
-    <xs:element name="EntityId3" type="xs:string"/>
-    <xs:element name="EntityId4" type="xs:string"/>
-    <xs:element name="EntityId5" type="xs:string"/>
-    <xs:element name="Terms">
-      <xs:complexType>
-        <xs:sequence>
-          <xs:element ref="pc:TermInfo" minOccurs="0" maxOccurs="unbounded"/>
-        </xs:sequence>
-      </xs:complexType>
-    </xs:element>
-    <xs:element name="TermInfo">
-      <xs:complexType>
-        <xs:sequence>
-          <xs:element ref="pc:TermName" minOccurs="0"/>
-          <xs:element ref="pc:TermId" minOccurs="0"/>
-        </xs:sequence>
-      </xs:complexType>
-    </xs:element>
-    <xs:element name="TermName" type="xs:string"/>
-    <xs:element name="TermId" type="xs:string"/>
-  </xs:schema>
-</ct:contentTypeSchema>
-</file>
-
-<file path=customXml/item2.xml><?xml version="1.0" encoding="utf-8"?>
-<?mso-contentType ?>
-<FormTemplates xmlns="http://schemas.microsoft.com/sharepoint/v3/contenttype/forms">
-  <Display>DocumentLibraryForm</Display>
-  <Edit>DocumentLibraryForm</Edit>
-  <New>DocumentLibraryForm</New>
-</FormTemplates>
-</file>
-
-<file path=customXml/item3.xml><?xml version="1.0" encoding="utf-8"?>
-<p:properties xmlns:p="http://schemas.microsoft.com/office/2006/metadata/properties" xmlns:xsi="http://www.w3.org/2001/XMLSchema-instance" xmlns:pc="http://schemas.microsoft.com/office/infopath/2007/PartnerControls">
-  <documentManagement/>
-</p:properties>
-</file>
-
-<file path=customXml/itemProps1.xml><?xml version="1.0" encoding="utf-8"?>
-<ds:datastoreItem xmlns:ds="http://schemas.openxmlformats.org/officeDocument/2006/customXml" ds:itemID="{2FF77A65-FA58-4523-B0DE-E63E3F450C86}"/>
-</file>
-
-<file path=customXml/itemProps2.xml><?xml version="1.0" encoding="utf-8"?>
-<ds:datastoreItem xmlns:ds="http://schemas.openxmlformats.org/officeDocument/2006/customXml" ds:itemID="{1280404C-2C08-4566-8CDA-583817D8D515}"/>
-</file>
-
-<file path=customXml/itemProps3.xml><?xml version="1.0" encoding="utf-8"?>
-<ds:datastoreItem xmlns:ds="http://schemas.openxmlformats.org/officeDocument/2006/customXml" ds:itemID="{D4A7091D-7DF4-4E12-BB98-49D9C98131A9}"/>
 </file>